--- a/docs/Telco_Churn_Writeup_and_Architecture.docx
+++ b/docs/Telco_Churn_Writeup_and_Architecture.docx
@@ -907,7 +907,7 @@
                 <w:color w:val="101828"/>
                 <w:sz w:val="19"/>
               </w:rPr>
-              <w:t>0.652</w:t>
+              <w:t>0.651</w:t>
             </w:r>
           </w:p>
         </w:tc>
@@ -996,7 +996,7 @@
                 <w:color w:val="101828"/>
                 <w:sz w:val="19"/>
               </w:rPr>
-              <w:t>0.662</w:t>
+              <w:t>0.661</w:t>
             </w:r>
           </w:p>
         </w:tc>
@@ -1011,7 +1011,7 @@
                 <w:color w:val="101828"/>
                 <w:sz w:val="19"/>
               </w:rPr>
-              <w:t>0.527</w:t>
+              <w:t>0.526</w:t>
             </w:r>
           </w:p>
         </w:tc>
